--- a/Checkpoint_5_1/Capstone_Checkpoint_5_1_Worksheet_final.docx
+++ b/Checkpoint_5_1/Capstone_Checkpoint_5_1_Worksheet_final.docx
@@ -5634,19 +5634,50 @@
                 <w:szCs w:val="24"/>
               </w:rPr>
             </w:pPr>
-            <w:r>
-              <w:rPr>
-                <w:sz w:val="24"/>
-                <w:szCs w:val="24"/>
-              </w:rPr>
-              <w:t>DECIDE_SYSTEM, ANSWER_SYSTEM, and tool-agent planning prompts in Hybrid_2_FIXED</w:t>
-            </w:r>
-            <w:r>
-              <w:rPr>
-                <w:sz w:val="24"/>
-                <w:szCs w:val="24"/>
-              </w:rPr>
-              <w:t>.py.</w:t>
+            <w:hyperlink r:id="rId9" w:history="1">
+              <w:r>
+                <w:rPr>
+                  <w:rStyle w:val="Hyperlink"/>
+                  <w:sz w:val="24"/>
+                  <w:szCs w:val="24"/>
+                </w:rPr>
+                <w:t>Capstone_Checkpoint_5_1_Final.py</w:t>
+              </w:r>
+            </w:hyperlink>
+            <w:r>
+              <w:rPr>
+                <w:sz w:val="24"/>
+                <w:szCs w:val="24"/>
+              </w:rPr>
+              <w:t xml:space="preserve">, </w:t>
+            </w:r>
+            <w:r>
+              <w:rPr>
+                <w:sz w:val="24"/>
+                <w:szCs w:val="24"/>
+              </w:rPr>
+              <w:t xml:space="preserve"> </w:t>
+            </w:r>
+            <w:r>
+              <w:rPr>
+                <w:sz w:val="24"/>
+                <w:szCs w:val="24"/>
+              </w:rPr>
+              <w:t xml:space="preserve">DECIDE_SYSTEM, ANSWER_SYSTEM, </w:t>
+            </w:r>
+            <w:r>
+              <w:rPr>
+                <w:sz w:val="24"/>
+                <w:szCs w:val="24"/>
+              </w:rPr>
+              <w:t>&amp;</w:t>
+            </w:r>
+            <w:r>
+              <w:rPr>
+                <w:sz w:val="24"/>
+                <w:szCs w:val="24"/>
+              </w:rPr>
+              <w:t xml:space="preserve"> tool-agent planning prompts in</w:t>
             </w:r>
           </w:p>
         </w:tc>
@@ -5696,20 +5727,60 @@
                 <w:szCs w:val="24"/>
               </w:rPr>
             </w:pPr>
-            <w:r>
-              <w:rPr>
-                <w:sz w:val="24"/>
-                <w:szCs w:val="24"/>
-              </w:rPr>
-              <w:t>Hybrid_output_1.txt (console output) and hybrid_agent_1</w:t>
-            </w:r>
-            <w:r>
-              <w:rPr>
-                <w:sz w:val="24"/>
-                <w:szCs w:val="24"/>
-              </w:rPr>
-              <w:t>.log (structured run log).</w:t>
-            </w:r>
+            <w:hyperlink r:id="rId10" w:history="1">
+              <w:proofErr w:type="gramStart"/>
+              <w:r>
+                <w:rPr>
+                  <w:rStyle w:val="Hyperlink"/>
+                  <w:sz w:val="24"/>
+                  <w:szCs w:val="24"/>
+                </w:rPr>
+                <w:t>Capstone_checkpoint_output_5_1.txt(</w:t>
+              </w:r>
+              <w:proofErr w:type="gramEnd"/>
+              <w:r>
+                <w:rPr>
+                  <w:rStyle w:val="Hyperlink"/>
+                  <w:sz w:val="24"/>
+                  <w:szCs w:val="24"/>
+                </w:rPr>
+                <w:t>console output)</w:t>
+              </w:r>
+            </w:hyperlink>
+            <w:r>
+              <w:rPr>
+                <w:sz w:val="24"/>
+                <w:szCs w:val="24"/>
+              </w:rPr>
+              <w:t xml:space="preserve"> </w:t>
+            </w:r>
+            <w:r>
+              <w:rPr>
+                <w:sz w:val="24"/>
+                <w:szCs w:val="24"/>
+              </w:rPr>
+              <w:t xml:space="preserve">and </w:t>
+            </w:r>
+            <w:hyperlink r:id="rId11" w:history="1">
+              <w:proofErr w:type="gramStart"/>
+              <w:r>
+                <w:rPr>
+                  <w:rStyle w:val="Hyperlink"/>
+                  <w:sz w:val="24"/>
+                  <w:szCs w:val="24"/>
+                </w:rPr>
+                <w:t>Tool_using_agent_1.log(</w:t>
+              </w:r>
+              <w:proofErr w:type="gramEnd"/>
+              <w:r>
+                <w:rPr>
+                  <w:rStyle w:val="Hyperlink"/>
+                  <w:sz w:val="24"/>
+                  <w:szCs w:val="24"/>
+                </w:rPr>
+                <w:t>structured run log)</w:t>
+              </w:r>
+            </w:hyperlink>
           </w:p>
         </w:tc>
       </w:tr>
@@ -5769,12 +5840,29 @@
                 <w:szCs w:val="24"/>
               </w:rPr>
             </w:pPr>
-            <w:r>
-              <w:rPr>
-                <w:sz w:val="24"/>
-                <w:szCs w:val="24"/>
-              </w:rPr>
-              <w:t>Agent workflow / Mermaid architecture documented in README_Capstone_5_1</w:t>
+            <w:hyperlink r:id="rId12" w:history="1">
+              <w:r>
+                <w:rPr>
+                  <w:rStyle w:val="Hyperlink"/>
+                  <w:sz w:val="24"/>
+                  <w:szCs w:val="24"/>
+                </w:rPr>
+                <w:t>Agent Workflow Mermaid Chart</w:t>
+              </w:r>
+            </w:hyperlink>
+            <w:r>
+              <w:rPr>
+                <w:sz w:val="24"/>
+                <w:szCs w:val="24"/>
+              </w:rPr>
+              <w:t xml:space="preserve">(as in </w:t>
+            </w:r>
+            <w:r>
+              <w:rPr>
+                <w:sz w:val="24"/>
+                <w:szCs w:val="24"/>
+              </w:rPr>
+              <w:t>README_Capstone_5_1</w:t>
             </w:r>
             <w:r>
               <w:rPr>
@@ -5788,7 +5876,14 @@
                 <w:sz w:val="24"/>
                 <w:szCs w:val="24"/>
               </w:rPr>
-              <w:t>md.</w:t>
+              <w:t>md</w:t>
+            </w:r>
+            <w:r>
+              <w:rPr>
+                <w:sz w:val="24"/>
+                <w:szCs w:val="24"/>
+              </w:rPr>
+              <w:t>)</w:t>
             </w:r>
           </w:p>
         </w:tc>
@@ -5855,20 +5950,16 @@
                 <w:szCs w:val="24"/>
               </w:rPr>
             </w:pPr>
-            <w:r>
-              <w:rPr>
-                <w:sz w:val="24"/>
-                <w:szCs w:val="24"/>
-              </w:rPr>
-              <w:t>Hybrid_2_FIXED</w:t>
-            </w:r>
-            <w:r>
-              <w:rPr>
-                <w:sz w:val="24"/>
-                <w:szCs w:val="24"/>
-              </w:rPr>
-              <w:t>.py.</w:t>
-            </w:r>
+            <w:hyperlink r:id="rId13" w:history="1">
+              <w:r>
+                <w:rPr>
+                  <w:rStyle w:val="Hyperlink"/>
+                  <w:sz w:val="24"/>
+                  <w:szCs w:val="24"/>
+                </w:rPr>
+                <w:t>Capstone_Checkpoint_5_1_Final.py</w:t>
+              </w:r>
+            </w:hyperlink>
           </w:p>
         </w:tc>
       </w:tr>
@@ -5935,19 +6026,30 @@
                 <w:szCs w:val="24"/>
               </w:rPr>
             </w:pPr>
-            <w:r>
-              <w:rPr>
-                <w:sz w:val="24"/>
-                <w:szCs w:val="24"/>
-              </w:rPr>
-              <w:t>README_Capstone_5_1</w:t>
-            </w:r>
-            <w:r>
-              <w:rPr>
-                <w:sz w:val="24"/>
-                <w:szCs w:val="24"/>
-              </w:rPr>
-              <w:t>.md describes setup, architecture, retrieval tools, evidence state, and evaluation workflow.</w:t>
+            <w:hyperlink r:id="rId14" w:history="1">
+              <w:r>
+                <w:rPr>
+                  <w:rStyle w:val="Hyperlink"/>
+                  <w:sz w:val="24"/>
+                  <w:szCs w:val="24"/>
+                </w:rPr>
+                <w:t>README_Capstone_5_1</w:t>
+              </w:r>
+              <w:r>
+                <w:rPr>
+                  <w:rStyle w:val="Hyperlink"/>
+                  <w:sz w:val="24"/>
+                  <w:szCs w:val="24"/>
+                </w:rPr>
+                <w:t>.md</w:t>
+              </w:r>
+            </w:hyperlink>
+            <w:r>
+              <w:rPr>
+                <w:sz w:val="24"/>
+                <w:szCs w:val="24"/>
+              </w:rPr>
+              <w:t xml:space="preserve"> describes setup, architecture, retrieval tools, evidence state, and evaluation workflow.</w:t>
             </w:r>
           </w:p>
         </w:tc>
@@ -5986,10 +6088,10 @@
       </w:r>
     </w:p>
     <w:sectPr>
-      <w:headerReference w:type="even" r:id="rId9"/>
-      <w:headerReference w:type="default" r:id="rId10"/>
-      <w:footerReference w:type="default" r:id="rId11"/>
-      <w:headerReference w:type="first" r:id="rId12"/>
+      <w:headerReference w:type="even" r:id="rId15"/>
+      <w:headerReference w:type="default" r:id="rId16"/>
+      <w:footerReference w:type="default" r:id="rId17"/>
+      <w:headerReference w:type="first" r:id="rId18"/>
       <w:pgSz w:w="12240" w:h="15840"/>
       <w:pgMar w:top="1440" w:right="567" w:bottom="1440" w:left="567" w:header="57" w:footer="170" w:gutter="0"/>
       <w:pgNumType w:start="1"/>
@@ -6648,7 +6750,7 @@
         </mc:Choice>
         <mc:Fallback>
           <w:pict>
-            <v:rect w14:anchorId="12871F1B" id="Rectangle 1" o:spid="_x0000_s1026" alt="&quot;&quot;" style="position:absolute;margin-left:-28.85pt;margin-top:-2.35pt;width:612.5pt;height:70pt;z-index:251657215;visibility:visible;mso-wrap-style:square;mso-wrap-distance-left:9pt;mso-wrap-distance-top:0;mso-wrap-distance-right:9pt;mso-wrap-distance-bottom:0;mso-position-horizontal:absolute;mso-position-horizontal-relative:text;mso-position-vertical:absolute;mso-position-vertical-relative:text;v-text-anchor:middle" o:gfxdata="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" fillcolor="#a31f34" stroked="f" strokeweight="2pt"/>
+            <v:rect w14:anchorId="55DC56D3" id="Rectangle 1" o:spid="_x0000_s1026" alt="&quot;&quot;" style="position:absolute;margin-left:-28.85pt;margin-top:-2.35pt;width:612.5pt;height:70pt;z-index:251657215;visibility:visible;mso-wrap-style:square;mso-wrap-distance-left:9pt;mso-wrap-distance-top:0;mso-wrap-distance-right:9pt;mso-wrap-distance-bottom:0;mso-position-horizontal:absolute;mso-position-horizontal-relative:text;mso-position-vertical:absolute;mso-position-vertical-relative:text;v-text-anchor:middle" o:gfxdata="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" fillcolor="#a31f34" stroked="f" strokeweight="2pt"/>
           </w:pict>
         </mc:Fallback>
       </mc:AlternateContent>
@@ -9468,6 +9570,18 @@
       </w:tblBorders>
     </w:tblPr>
   </w:style>
+  <w:style w:type="character" w:styleId="UnresolvedMention">
+    <w:name w:val="Unresolved Mention"/>
+    <w:basedOn w:val="DefaultParagraphFont"/>
+    <w:uiPriority w:val="99"/>
+    <w:semiHidden/>
+    <w:unhideWhenUsed/>
+    <w:rsid w:val="0062415D"/>
+    <w:rPr>
+      <w:color w:val="605E5C"/>
+      <w:shd w:val="clear" w:color="auto" w:fill="E1DFDD"/>
+    </w:rPr>
+  </w:style>
 </w:styles>
 </file>
 
